--- a/docs/Lessons/Lesson 13 - A Hit That Reacts/Lesson_13_Sidebars.docx
+++ b/docs/Lessons/Lesson 13 - A Hit That Reacts/Lesson_13_Sidebars.docx
@@ -161,6 +161,89 @@
       </w:pPr>
       <w:r>
         <w:t xml:space="preserve">The broader point worth sitting with: this is exactly why "why does this work the way it works" matters more than "does this look right today." The same underlying limitation - a multiply-tint's total dependence on the source art's own color - surfaced twice, in two different lessons, wearing two different-looking symptoms (muddy color, then no visible change at all), because it was the same rule both times. Actually understanding the rule the first time means being able to predict where else it's going to bite - which is a big part of what separates debugging by understanding from debugging by guessing.</w:t>
+      </w:r>
+    </w:p>
+    <w:p>
+      <w:pPr>
+        <w:pBdr>
+          <w:bottom w:val="single" w:color="C99A2E" w:sz="6" w:space="4"/>
+        </w:pBdr>
+        <w:spacing w:after="300" w:before="100"/>
+      </w:pPr>
+    </w:p>
+    <w:p>
+      <w:pPr>
+        <w:pStyle w:val="Heading1"/>
+      </w:pPr>
+      <w:r>
+        <w:t xml:space="preserve">What Is an Alarm, Actually? (And Why "6" Isn't Seconds)</w:t>
+      </w:r>
+    </w:p>
+    <w:p>
+      <w:pPr>
+        <w:spacing w:after="200"/>
+      </w:pPr>
+      <w:r>
+        <w:rPr>
+          <w:i/>
+          <w:iCs/>
+          <w:color w:val="1C4A86"/>
+          <w:sz w:val="24"/>
+          <w:szCs w:val="24"/>
+        </w:rPr>
+        <w:t xml:space="preserve">obj_bullet's Collision event ends with one quiet line - other.alarm[0] = 6; - that's easy to read past without really registering what it's doing, or what that 6 actually means.</w:t>
+      </w:r>
+    </w:p>
+    <w:p>
+      <w:pPr>
+        <w:spacing w:after="160"/>
+      </w:pPr>
+      <w:r>
+        <w:t xml:space="preserve">Every single instance in GameMaker - not every object, every individual instance - comes with 12 built-in countdown timers, numbered alarm[0] through alarm[11]. Each one is wired to its own matching Alarm Event: setting alarm[0] is paired with an "Alarm 0" event, alarm[1] with an "Alarm 1" event, and so on. Writing other.alarm[0] = 6; does exactly one thing: it tells that specific enemy instance to start counting down from 6, automatically, with no further code needed to make the countdown happen.</w:t>
+      </w:r>
+    </w:p>
+    <w:p>
+      <w:pPr>
+        <w:spacing w:after="160"/>
+      </w:pPr>
+      <w:r>
+        <w:t xml:space="preserve">The number that trips people up: 6 is measured in STEPS, not seconds. A step is one frame of the game running at whatever speed the room is set to - commonly 60 steps per second, but that's a project setting, not a fixed rule. GameMaker automatically subtracts 1 from every running alarm each step, checking right after that instance's Begin Step event and right before its regular Step event. The instant an alarm's value hits exactly 0, GameMaker runs that same instance's matching Alarm Event that same step - here, just instance_destroy(). So "6" really means "6 frames from now," and how long that actually takes in real time depends entirely on the room's step speed. At a common 60-steps-per-second room, 6 steps works out to about 0.1 seconds - which is presumably why 6 was the number chosen here: it roughly matches the same 0.1-second pause Godot's await and Unity's yield return use for the identical hit-flash delay. Change the room's speed in a student's own project, though, and the same alarm[0] = 6 line produces a visibly different real-world delay - worth knowing before troubleshooting "my flash looks too fast/slow" as a code problem when it might just be a room-speed difference.</w:t>
+      </w:r>
+    </w:p>
+    <w:p>
+      <w:pPr>
+        <w:spacing w:after="160"/>
+      </w:pPr>
+      <w:r>
+        <w:t xml:space="preserve">Scope matters too: other.alarm[0] = 6; sets the countdown on the ENEMY specifically (other, inside obj_bullet's Collision-with-obj_enemy event), not on every enemy in the room, and not on the bullet that's running this code. Each instance's 12 alarms belong only to that instance - one enemy's countdown has no effect on any other enemy's.</w:t>
+      </w:r>
+    </w:p>
+    <w:p>
+      <w:pPr>
+        <w:spacing w:after="160"/>
+      </w:pPr>
+      <w:r>
+        <w:t xml:space="preserve">Worth being explicit about what an alarm ISN'T, since it's an easy thing to assume by analogy with Godot's await or Unity's yield return: those genuinely pause the function they're written inside, mid-execution, and pick back up later in that same function. An alarm does nothing of the kind - setting alarm[0] doesn't pause anything; it just starts an independent countdown running alongside everything else, which later triggers a COMPLETELY SEPARATE event. That's exactly why GameMaker's version of this lesson's idea needs two separate events (the Collision event that starts the flash and sets the alarm, and a new Alarm 0 event that finishes the job) instead of one function that pauses partway through - GML genuinely has no way to pause a single event mid-execution the way those other languages do.</w:t>
+      </w:r>
+    </w:p>
+    <w:p>
+      <w:pPr>
+        <w:pStyle w:val="ListParagraph"/>
+        <w:numPr>
+          <w:ilvl w:val="0"/>
+          <w:numId w:val="2"/>
+        </w:numPr>
+        <w:spacing w:after="60"/>
+      </w:pPr>
+      <w:r>
+        <w:rPr>
+          <w:b/>
+          <w:bCs/>
+        </w:rPr>
+        <w:t xml:space="preserve">A detail worth knowing on sight: </w:t>
+      </w:r>
+      <w:r>
+        <w:t xml:space="preserve">an alarm doesn't just stop at 0 - it keeps counting down to -1 and sits there, which is GameMaker's "not currently running" state for that alarm. That's why the idiomatic way to ask "is this alarm active right now?" is checking alarm[0] &gt; -1, and why canceling a pending alarm early is done by explicitly setting it to -1, not to 0.</w:t>
       </w:r>
     </w:p>
     <w:sectPr>
@@ -425,6 +508,12 @@
       <w:startOverride w:val="1"/>
     </w:lvlOverride>
   </w:num>
+  <w:num w:numId="2">
+    <w:abstractNumId w:val="2"/>
+    <w:lvlOverride w:ilvl="0">
+      <w:startOverride w:val="1"/>
+    </w:lvlOverride>
+  </w:num>
 </w:numbering>
 </file>
 
